--- a/(e)CRF/Per visite/V8 - Opvolgvisite/Educatie en patientenmateriaal/32_Feedback over therapietrouw.docx
+++ b/(e)CRF/Per visite/V8 - Opvolgvisite/Educatie en patientenmateriaal/32_Feedback over therapietrouw.docx
@@ -253,6 +253,2218 @@
           <w:color w:val="24303B"/>
         </w:rPr>
         <w:tab/>
+      </w:r>
+    </w:p>
+    <w:p>
+      <w:pPr>
+        <w:tabs>
+          <w:tab w:val="left" w:leader="underscore" w:pos="8505"/>
+        </w:tabs>
+        <w:spacing w:line="360" w:lineRule="auto"/>
+        <w:rPr>
+          <w:rFonts w:ascii="Calibri" w:hAnsi="Calibri" w:cs="Calibri"/>
+          <w:b/>
+          <w:bCs/>
+          <w:sz w:val="24"/>
+          <w:szCs w:val="24"/>
+          <w:lang w:val="nl-BE"/>
+        </w:rPr>
+      </w:pPr>
+      <w:r>
+        <w:rPr>
+          <w:b w:val="0"/>
+          <w:bCs/>
+          <w:color w:val="123A5F"/>
+          <w:sz w:val="28"/>
+          <w:szCs w:val="28"/>
+          <w:lang w:val="nl-NL"/>
+        </w:rPr>
+        <w:t>In te vullen bij de driemaandelijkse terugkoppeling over therapietrouw, op visite 3 tot en met 8. Alleen in de Optimal Care-arm. Het gespreksscript staat in eCRF-document 17 (SEBIA); dit formulier legt de uitkomst vast.</w:t>
+      </w:r>
+      <w:proofErr w:type="spellStart"/>
+      <w:r>
+        <w:rPr>
+          <w:b/>
+          <w:bCs/>
+          <w:color w:val="123A5F"/>
+          <w:sz w:val="28"/>
+          <w:szCs w:val="28"/>
+          <w:lang w:val="nl-NL"/>
+        </w:rPr>
+      </w:r>
+      <w:proofErr w:type="spellEnd"/>
+      <w:r>
+        <w:rPr>
+          <w:b/>
+          <w:bCs/>
+          <w:color w:val="123A5F"/>
+          <w:sz w:val="28"/>
+          <w:szCs w:val="28"/>
+          <w:lang w:val="nl-NL"/>
+        </w:rPr>
+      </w:r>
+      <w:r>
+        <w:rPr>
+          <w:b/>
+          <w:bCs/>
+          <w:color w:val="123A5F"/>
+          <w:sz w:val="28"/>
+          <w:szCs w:val="28"/>
+          <w:lang w:val="nl-NL"/>
+        </w:rPr>
+      </w:r>
+      <w:r>
+        <w:rPr>
+          <w:b/>
+          <w:bCs/>
+          <w:color w:val="123A5F"/>
+          <w:sz w:val="28"/>
+          <w:szCs w:val="28"/>
+          <w:lang w:val="nl-NL"/>
+        </w:rPr>
+      </w:r>
+      <w:r>
+        <w:rPr>
+          <w:b/>
+          <w:bCs/>
+          <w:color w:val="123A5F"/>
+          <w:sz w:val="24"/>
+          <w:szCs w:val="24"/>
+          <w:lang w:val="nl-BE"/>
+        </w:rPr>
+      </w:r>
+    </w:p>
+    <w:p>
+      <w:pPr>
+        <w:tabs>
+          <w:tab w:val="left" w:leader="underscore" w:pos="8505"/>
+        </w:tabs>
+        <w:spacing w:line="360" w:lineRule="auto"/>
+        <w:rPr>
+          <w:rFonts w:ascii="Calibri" w:hAnsi="Calibri" w:cs="Calibri"/>
+          <w:b/>
+          <w:bCs/>
+          <w:sz w:val="24"/>
+          <w:szCs w:val="24"/>
+          <w:lang w:val="nl-BE"/>
+        </w:rPr>
+      </w:pPr>
+      <w:r>
+        <w:rPr>
+          <w:b/>
+          <w:bCs/>
+          <w:color w:val="123A5F"/>
+          <w:sz w:val="28"/>
+          <w:szCs w:val="28"/>
+          <w:lang w:val="nl-NL"/>
+        </w:rPr>
+        <w:t>1. Uitgelezen therapietrouw</w:t>
+      </w:r>
+      <w:proofErr w:type="spellStart"/>
+      <w:r>
+        <w:rPr>
+          <w:b/>
+          <w:bCs/>
+          <w:color w:val="123A5F"/>
+          <w:sz w:val="28"/>
+          <w:szCs w:val="28"/>
+          <w:lang w:val="nl-NL"/>
+        </w:rPr>
+      </w:r>
+      <w:proofErr w:type="spellEnd"/>
+      <w:r>
+        <w:rPr>
+          <w:b/>
+          <w:bCs/>
+          <w:color w:val="123A5F"/>
+          <w:sz w:val="28"/>
+          <w:szCs w:val="28"/>
+          <w:lang w:val="nl-NL"/>
+        </w:rPr>
+      </w:r>
+      <w:r>
+        <w:rPr>
+          <w:b/>
+          <w:bCs/>
+          <w:color w:val="123A5F"/>
+          <w:sz w:val="28"/>
+          <w:szCs w:val="28"/>
+          <w:lang w:val="nl-NL"/>
+        </w:rPr>
+      </w:r>
+      <w:r>
+        <w:rPr>
+          <w:b/>
+          <w:bCs/>
+          <w:color w:val="123A5F"/>
+          <w:sz w:val="28"/>
+          <w:szCs w:val="28"/>
+          <w:lang w:val="nl-NL"/>
+        </w:rPr>
+      </w:r>
+      <w:r>
+        <w:rPr>
+          <w:b/>
+          <w:bCs/>
+          <w:color w:val="123A5F"/>
+          <w:sz w:val="24"/>
+          <w:szCs w:val="24"/>
+          <w:lang w:val="nl-BE"/>
+        </w:rPr>
+      </w:r>
+    </w:p>
+    <w:p>
+      <w:pPr>
+        <w:tabs>
+          <w:tab w:val="left" w:leader="underscore" w:pos="8505"/>
+        </w:tabs>
+        <w:spacing w:line="360" w:lineRule="auto"/>
+        <w:rPr>
+          <w:rFonts w:ascii="Calibri" w:hAnsi="Calibri" w:cs="Calibri"/>
+          <w:b/>
+          <w:bCs/>
+          <w:sz w:val="24"/>
+          <w:szCs w:val="24"/>
+          <w:lang w:val="nl-BE"/>
+        </w:rPr>
+      </w:pPr>
+      <w:r>
+        <w:rPr>
+          <w:b w:val="0"/>
+          <w:bCs/>
+          <w:color w:val="123A5F"/>
+          <w:sz w:val="28"/>
+          <w:szCs w:val="28"/>
+          <w:lang w:val="nl-NL"/>
+        </w:rPr>
+        <w:t>Datum van de terugkoppeling: ______ / ______ / ______</w:t>
+      </w:r>
+      <w:proofErr w:type="spellStart"/>
+      <w:r>
+        <w:rPr>
+          <w:b/>
+          <w:bCs/>
+          <w:color w:val="123A5F"/>
+          <w:sz w:val="28"/>
+          <w:szCs w:val="28"/>
+          <w:lang w:val="nl-NL"/>
+        </w:rPr>
+      </w:r>
+      <w:proofErr w:type="spellEnd"/>
+      <w:r>
+        <w:rPr>
+          <w:b/>
+          <w:bCs/>
+          <w:color w:val="123A5F"/>
+          <w:sz w:val="28"/>
+          <w:szCs w:val="28"/>
+          <w:lang w:val="nl-NL"/>
+        </w:rPr>
+      </w:r>
+      <w:r>
+        <w:rPr>
+          <w:b/>
+          <w:bCs/>
+          <w:color w:val="123A5F"/>
+          <w:sz w:val="28"/>
+          <w:szCs w:val="28"/>
+          <w:lang w:val="nl-NL"/>
+        </w:rPr>
+      </w:r>
+      <w:r>
+        <w:rPr>
+          <w:b/>
+          <w:bCs/>
+          <w:color w:val="123A5F"/>
+          <w:sz w:val="28"/>
+          <w:szCs w:val="28"/>
+          <w:lang w:val="nl-NL"/>
+        </w:rPr>
+      </w:r>
+      <w:r>
+        <w:rPr>
+          <w:b/>
+          <w:bCs/>
+          <w:color w:val="123A5F"/>
+          <w:sz w:val="24"/>
+          <w:szCs w:val="24"/>
+          <w:lang w:val="nl-BE"/>
+        </w:rPr>
+      </w:r>
+    </w:p>
+    <w:p>
+      <w:pPr>
+        <w:tabs>
+          <w:tab w:val="left" w:leader="underscore" w:pos="8505"/>
+        </w:tabs>
+        <w:spacing w:line="360" w:lineRule="auto"/>
+        <w:rPr>
+          <w:rFonts w:ascii="Calibri" w:hAnsi="Calibri" w:cs="Calibri"/>
+          <w:b/>
+          <w:bCs/>
+          <w:sz w:val="24"/>
+          <w:szCs w:val="24"/>
+          <w:lang w:val="nl-BE"/>
+        </w:rPr>
+      </w:pPr>
+      <w:r>
+        <w:rPr>
+          <w:b w:val="0"/>
+          <w:bCs/>
+          <w:color w:val="123A5F"/>
+          <w:sz w:val="28"/>
+          <w:szCs w:val="28"/>
+          <w:lang w:val="nl-NL"/>
+        </w:rPr>
+        <w:t>Gemiddelde draagtijd per dag uit de Orthotimer: ________ uur</w:t>
+      </w:r>
+      <w:proofErr w:type="spellStart"/>
+      <w:r>
+        <w:rPr>
+          <w:b/>
+          <w:bCs/>
+          <w:color w:val="123A5F"/>
+          <w:sz w:val="28"/>
+          <w:szCs w:val="28"/>
+          <w:lang w:val="nl-NL"/>
+        </w:rPr>
+      </w:r>
+      <w:proofErr w:type="spellEnd"/>
+      <w:r>
+        <w:rPr>
+          <w:b/>
+          <w:bCs/>
+          <w:color w:val="123A5F"/>
+          <w:sz w:val="28"/>
+          <w:szCs w:val="28"/>
+          <w:lang w:val="nl-NL"/>
+        </w:rPr>
+      </w:r>
+      <w:r>
+        <w:rPr>
+          <w:b/>
+          <w:bCs/>
+          <w:color w:val="123A5F"/>
+          <w:sz w:val="28"/>
+          <w:szCs w:val="28"/>
+          <w:lang w:val="nl-NL"/>
+        </w:rPr>
+      </w:r>
+      <w:r>
+        <w:rPr>
+          <w:b/>
+          <w:bCs/>
+          <w:color w:val="123A5F"/>
+          <w:sz w:val="28"/>
+          <w:szCs w:val="28"/>
+          <w:lang w:val="nl-NL"/>
+        </w:rPr>
+      </w:r>
+      <w:r>
+        <w:rPr>
+          <w:b/>
+          <w:bCs/>
+          <w:color w:val="123A5F"/>
+          <w:sz w:val="24"/>
+          <w:szCs w:val="24"/>
+          <w:lang w:val="nl-BE"/>
+        </w:rPr>
+      </w:r>
+    </w:p>
+    <w:p>
+      <w:pPr>
+        <w:tabs>
+          <w:tab w:val="left" w:leader="underscore" w:pos="8505"/>
+        </w:tabs>
+        <w:spacing w:line="360" w:lineRule="auto"/>
+        <w:rPr>
+          <w:rFonts w:ascii="Calibri" w:hAnsi="Calibri" w:cs="Calibri"/>
+          <w:b/>
+          <w:bCs/>
+          <w:sz w:val="24"/>
+          <w:szCs w:val="24"/>
+          <w:lang w:val="nl-BE"/>
+        </w:rPr>
+      </w:pPr>
+      <w:r>
+        <w:rPr>
+          <w:b w:val="0"/>
+          <w:bCs/>
+          <w:color w:val="123A5F"/>
+          <w:sz w:val="28"/>
+          <w:szCs w:val="28"/>
+          <w:lang w:val="nl-NL"/>
+        </w:rPr>
+        <w:t>Gepersonaliseerd draagdoel, 80% van de waaktijd, uit eCRF-document 28: ________ uur</w:t>
+      </w:r>
+      <w:proofErr w:type="spellStart"/>
+      <w:r>
+        <w:rPr>
+          <w:b/>
+          <w:bCs/>
+          <w:color w:val="123A5F"/>
+          <w:sz w:val="28"/>
+          <w:szCs w:val="28"/>
+          <w:lang w:val="nl-NL"/>
+        </w:rPr>
+      </w:r>
+      <w:proofErr w:type="spellEnd"/>
+      <w:r>
+        <w:rPr>
+          <w:b/>
+          <w:bCs/>
+          <w:color w:val="123A5F"/>
+          <w:sz w:val="28"/>
+          <w:szCs w:val="28"/>
+          <w:lang w:val="nl-NL"/>
+        </w:rPr>
+      </w:r>
+      <w:r>
+        <w:rPr>
+          <w:b/>
+          <w:bCs/>
+          <w:color w:val="123A5F"/>
+          <w:sz w:val="28"/>
+          <w:szCs w:val="28"/>
+          <w:lang w:val="nl-NL"/>
+        </w:rPr>
+      </w:r>
+      <w:r>
+        <w:rPr>
+          <w:b/>
+          <w:bCs/>
+          <w:color w:val="123A5F"/>
+          <w:sz w:val="28"/>
+          <w:szCs w:val="28"/>
+          <w:lang w:val="nl-NL"/>
+        </w:rPr>
+      </w:r>
+      <w:r>
+        <w:rPr>
+          <w:b/>
+          <w:bCs/>
+          <w:color w:val="123A5F"/>
+          <w:sz w:val="24"/>
+          <w:szCs w:val="24"/>
+          <w:lang w:val="nl-BE"/>
+        </w:rPr>
+      </w:r>
+    </w:p>
+    <w:p>
+      <w:pPr>
+        <w:tabs>
+          <w:tab w:val="left" w:leader="underscore" w:pos="8505"/>
+        </w:tabs>
+        <w:spacing w:line="360" w:lineRule="auto"/>
+        <w:rPr>
+          <w:rFonts w:ascii="Calibri" w:hAnsi="Calibri" w:cs="Calibri"/>
+          <w:b/>
+          <w:bCs/>
+          <w:sz w:val="24"/>
+          <w:szCs w:val="24"/>
+          <w:lang w:val="nl-BE"/>
+        </w:rPr>
+      </w:pPr>
+      <w:r>
+        <w:rPr>
+          <w:b w:val="0"/>
+          <w:bCs/>
+          <w:color w:val="123A5F"/>
+          <w:sz w:val="28"/>
+          <w:szCs w:val="28"/>
+          <w:lang w:val="nl-NL"/>
+        </w:rPr>
+        <w:t>Bereikt percentage van het draagdoel: ________ %</w:t>
+      </w:r>
+      <w:proofErr w:type="spellStart"/>
+      <w:r>
+        <w:rPr>
+          <w:b/>
+          <w:bCs/>
+          <w:color w:val="123A5F"/>
+          <w:sz w:val="28"/>
+          <w:szCs w:val="28"/>
+          <w:lang w:val="nl-NL"/>
+        </w:rPr>
+      </w:r>
+      <w:proofErr w:type="spellEnd"/>
+      <w:r>
+        <w:rPr>
+          <w:b/>
+          <w:bCs/>
+          <w:color w:val="123A5F"/>
+          <w:sz w:val="28"/>
+          <w:szCs w:val="28"/>
+          <w:lang w:val="nl-NL"/>
+        </w:rPr>
+      </w:r>
+      <w:r>
+        <w:rPr>
+          <w:b/>
+          <w:bCs/>
+          <w:color w:val="123A5F"/>
+          <w:sz w:val="28"/>
+          <w:szCs w:val="28"/>
+          <w:lang w:val="nl-NL"/>
+        </w:rPr>
+      </w:r>
+      <w:r>
+        <w:rPr>
+          <w:b/>
+          <w:bCs/>
+          <w:color w:val="123A5F"/>
+          <w:sz w:val="28"/>
+          <w:szCs w:val="28"/>
+          <w:lang w:val="nl-NL"/>
+        </w:rPr>
+      </w:r>
+      <w:r>
+        <w:rPr>
+          <w:b/>
+          <w:bCs/>
+          <w:color w:val="123A5F"/>
+          <w:sz w:val="24"/>
+          <w:szCs w:val="24"/>
+          <w:lang w:val="nl-BE"/>
+        </w:rPr>
+      </w:r>
+    </w:p>
+    <w:p>
+      <w:pPr>
+        <w:tabs>
+          <w:tab w:val="left" w:leader="underscore" w:pos="8505"/>
+        </w:tabs>
+        <w:spacing w:line="360" w:lineRule="auto"/>
+        <w:rPr>
+          <w:rFonts w:ascii="Calibri" w:hAnsi="Calibri" w:cs="Calibri"/>
+          <w:b/>
+          <w:bCs/>
+          <w:sz w:val="24"/>
+          <w:szCs w:val="24"/>
+          <w:lang w:val="nl-BE"/>
+        </w:rPr>
+      </w:pPr>
+      <w:r>
+        <w:rPr>
+          <w:b w:val="0"/>
+          <w:bCs/>
+          <w:color w:val="123A5F"/>
+          <w:sz w:val="28"/>
+          <w:szCs w:val="28"/>
+          <w:lang w:val="nl-NL"/>
+        </w:rPr>
+        <w:t>Draagdoel gehaald:   ☐ Ja    ☐ Nee</w:t>
+      </w:r>
+      <w:proofErr w:type="spellStart"/>
+      <w:r>
+        <w:rPr>
+          <w:b/>
+          <w:bCs/>
+          <w:color w:val="123A5F"/>
+          <w:sz w:val="28"/>
+          <w:szCs w:val="28"/>
+          <w:lang w:val="nl-NL"/>
+        </w:rPr>
+      </w:r>
+      <w:proofErr w:type="spellEnd"/>
+      <w:r>
+        <w:rPr>
+          <w:b/>
+          <w:bCs/>
+          <w:color w:val="123A5F"/>
+          <w:sz w:val="28"/>
+          <w:szCs w:val="28"/>
+          <w:lang w:val="nl-NL"/>
+        </w:rPr>
+      </w:r>
+      <w:r>
+        <w:rPr>
+          <w:b/>
+          <w:bCs/>
+          <w:color w:val="123A5F"/>
+          <w:sz w:val="28"/>
+          <w:szCs w:val="28"/>
+          <w:lang w:val="nl-NL"/>
+        </w:rPr>
+      </w:r>
+      <w:r>
+        <w:rPr>
+          <w:b/>
+          <w:bCs/>
+          <w:color w:val="123A5F"/>
+          <w:sz w:val="28"/>
+          <w:szCs w:val="28"/>
+          <w:lang w:val="nl-NL"/>
+        </w:rPr>
+      </w:r>
+      <w:r>
+        <w:rPr>
+          <w:b/>
+          <w:bCs/>
+          <w:color w:val="123A5F"/>
+          <w:sz w:val="24"/>
+          <w:szCs w:val="24"/>
+          <w:lang w:val="nl-BE"/>
+        </w:rPr>
+      </w:r>
+    </w:p>
+    <w:p>
+      <w:pPr>
+        <w:tabs>
+          <w:tab w:val="left" w:leader="underscore" w:pos="8505"/>
+        </w:tabs>
+        <w:spacing w:line="360" w:lineRule="auto"/>
+        <w:rPr>
+          <w:rFonts w:ascii="Calibri" w:hAnsi="Calibri" w:cs="Calibri"/>
+          <w:b/>
+          <w:bCs/>
+          <w:sz w:val="24"/>
+          <w:szCs w:val="24"/>
+          <w:lang w:val="nl-BE"/>
+        </w:rPr>
+      </w:pPr>
+      <w:r>
+        <w:rPr>
+          <w:b/>
+          <w:bCs/>
+          <w:color w:val="123A5F"/>
+          <w:sz w:val="28"/>
+          <w:szCs w:val="28"/>
+          <w:lang w:val="nl-NL"/>
+        </w:rPr>
+        <w:t>2. Terugkoppeling</w:t>
+      </w:r>
+      <w:proofErr w:type="spellStart"/>
+      <w:r>
+        <w:rPr>
+          <w:b/>
+          <w:bCs/>
+          <w:color w:val="123A5F"/>
+          <w:sz w:val="28"/>
+          <w:szCs w:val="28"/>
+          <w:lang w:val="nl-NL"/>
+        </w:rPr>
+      </w:r>
+      <w:proofErr w:type="spellEnd"/>
+      <w:r>
+        <w:rPr>
+          <w:b/>
+          <w:bCs/>
+          <w:color w:val="123A5F"/>
+          <w:sz w:val="28"/>
+          <w:szCs w:val="28"/>
+          <w:lang w:val="nl-NL"/>
+        </w:rPr>
+      </w:r>
+      <w:r>
+        <w:rPr>
+          <w:b/>
+          <w:bCs/>
+          <w:color w:val="123A5F"/>
+          <w:sz w:val="28"/>
+          <w:szCs w:val="28"/>
+          <w:lang w:val="nl-NL"/>
+        </w:rPr>
+      </w:r>
+      <w:r>
+        <w:rPr>
+          <w:b/>
+          <w:bCs/>
+          <w:color w:val="123A5F"/>
+          <w:sz w:val="28"/>
+          <w:szCs w:val="28"/>
+          <w:lang w:val="nl-NL"/>
+        </w:rPr>
+      </w:r>
+      <w:r>
+        <w:rPr>
+          <w:b/>
+          <w:bCs/>
+          <w:color w:val="123A5F"/>
+          <w:sz w:val="24"/>
+          <w:szCs w:val="24"/>
+          <w:lang w:val="nl-BE"/>
+        </w:rPr>
+      </w:r>
+    </w:p>
+    <w:p>
+      <w:pPr>
+        <w:tabs>
+          <w:tab w:val="left" w:leader="underscore" w:pos="8505"/>
+        </w:tabs>
+        <w:spacing w:line="360" w:lineRule="auto"/>
+        <w:rPr>
+          <w:rFonts w:ascii="Calibri" w:hAnsi="Calibri" w:cs="Calibri"/>
+          <w:b/>
+          <w:bCs/>
+          <w:sz w:val="24"/>
+          <w:szCs w:val="24"/>
+          <w:lang w:val="nl-BE"/>
+        </w:rPr>
+      </w:pPr>
+      <w:r>
+        <w:rPr>
+          <w:b w:val="0"/>
+          <w:bCs/>
+          <w:color w:val="123A5F"/>
+          <w:sz w:val="28"/>
+          <w:szCs w:val="28"/>
+          <w:lang w:val="nl-NL"/>
+        </w:rPr>
+        <w:t>Grafiek of overzicht aan de deelnemer getoond:   ☐ Ja    ☐ Nee</w:t>
+      </w:r>
+      <w:proofErr w:type="spellStart"/>
+      <w:r>
+        <w:rPr>
+          <w:b/>
+          <w:bCs/>
+          <w:color w:val="123A5F"/>
+          <w:sz w:val="28"/>
+          <w:szCs w:val="28"/>
+          <w:lang w:val="nl-NL"/>
+        </w:rPr>
+      </w:r>
+      <w:proofErr w:type="spellEnd"/>
+      <w:r>
+        <w:rPr>
+          <w:b/>
+          <w:bCs/>
+          <w:color w:val="123A5F"/>
+          <w:sz w:val="28"/>
+          <w:szCs w:val="28"/>
+          <w:lang w:val="nl-NL"/>
+        </w:rPr>
+      </w:r>
+      <w:r>
+        <w:rPr>
+          <w:b/>
+          <w:bCs/>
+          <w:color w:val="123A5F"/>
+          <w:sz w:val="28"/>
+          <w:szCs w:val="28"/>
+          <w:lang w:val="nl-NL"/>
+        </w:rPr>
+      </w:r>
+      <w:r>
+        <w:rPr>
+          <w:b/>
+          <w:bCs/>
+          <w:color w:val="123A5F"/>
+          <w:sz w:val="28"/>
+          <w:szCs w:val="28"/>
+          <w:lang w:val="nl-NL"/>
+        </w:rPr>
+      </w:r>
+      <w:r>
+        <w:rPr>
+          <w:b/>
+          <w:bCs/>
+          <w:color w:val="123A5F"/>
+          <w:sz w:val="24"/>
+          <w:szCs w:val="24"/>
+          <w:lang w:val="nl-BE"/>
+        </w:rPr>
+      </w:r>
+    </w:p>
+    <w:p>
+      <w:pPr>
+        <w:tabs>
+          <w:tab w:val="left" w:leader="underscore" w:pos="8505"/>
+        </w:tabs>
+        <w:spacing w:line="360" w:lineRule="auto"/>
+        <w:rPr>
+          <w:rFonts w:ascii="Calibri" w:hAnsi="Calibri" w:cs="Calibri"/>
+          <w:b/>
+          <w:bCs/>
+          <w:sz w:val="24"/>
+          <w:szCs w:val="24"/>
+          <w:lang w:val="nl-BE"/>
+        </w:rPr>
+      </w:pPr>
+      <w:r>
+        <w:rPr>
+          <w:b w:val="0"/>
+          <w:bCs/>
+          <w:color w:val="123A5F"/>
+          <w:sz w:val="28"/>
+          <w:szCs w:val="28"/>
+          <w:lang w:val="nl-NL"/>
+        </w:rPr>
+        <w:t>Wat is er met de deelnemer besproken — wat ging goed, waar zat de moeilijkheid, welke afspraak is gemaakt:</w:t>
+      </w:r>
+      <w:proofErr w:type="spellStart"/>
+      <w:r>
+        <w:rPr>
+          <w:b/>
+          <w:bCs/>
+          <w:color w:val="123A5F"/>
+          <w:sz w:val="28"/>
+          <w:szCs w:val="28"/>
+          <w:lang w:val="nl-NL"/>
+        </w:rPr>
+      </w:r>
+      <w:proofErr w:type="spellEnd"/>
+      <w:r>
+        <w:rPr>
+          <w:b/>
+          <w:bCs/>
+          <w:color w:val="123A5F"/>
+          <w:sz w:val="28"/>
+          <w:szCs w:val="28"/>
+          <w:lang w:val="nl-NL"/>
+        </w:rPr>
+      </w:r>
+      <w:r>
+        <w:rPr>
+          <w:b/>
+          <w:bCs/>
+          <w:color w:val="123A5F"/>
+          <w:sz w:val="28"/>
+          <w:szCs w:val="28"/>
+          <w:lang w:val="nl-NL"/>
+        </w:rPr>
+      </w:r>
+      <w:r>
+        <w:rPr>
+          <w:b/>
+          <w:bCs/>
+          <w:color w:val="123A5F"/>
+          <w:sz w:val="28"/>
+          <w:szCs w:val="28"/>
+          <w:lang w:val="nl-NL"/>
+        </w:rPr>
+      </w:r>
+      <w:r>
+        <w:rPr>
+          <w:b/>
+          <w:bCs/>
+          <w:color w:val="123A5F"/>
+          <w:sz w:val="24"/>
+          <w:szCs w:val="24"/>
+          <w:lang w:val="nl-BE"/>
+        </w:rPr>
+      </w:r>
+    </w:p>
+    <w:p>
+      <w:pPr>
+        <w:tabs>
+          <w:tab w:val="left" w:leader="underscore" w:pos="8505"/>
+        </w:tabs>
+        <w:spacing w:line="360" w:lineRule="auto"/>
+        <w:rPr>
+          <w:rFonts w:ascii="Calibri" w:hAnsi="Calibri" w:cs="Calibri"/>
+          <w:b/>
+          <w:bCs/>
+          <w:sz w:val="24"/>
+          <w:szCs w:val="24"/>
+          <w:lang w:val="nl-BE"/>
+        </w:rPr>
+      </w:pPr>
+      <w:r>
+        <w:rPr>
+          <w:b w:val="0"/>
+          <w:bCs/>
+          <w:color w:val="123A5F"/>
+          <w:sz w:val="28"/>
+          <w:szCs w:val="28"/>
+          <w:lang w:val="nl-NL"/>
+        </w:rPr>
+        <w:t>..............................................................................................................</w:t>
+      </w:r>
+      <w:proofErr w:type="spellStart"/>
+      <w:r>
+        <w:rPr>
+          <w:b/>
+          <w:bCs/>
+          <w:color w:val="123A5F"/>
+          <w:sz w:val="28"/>
+          <w:szCs w:val="28"/>
+          <w:lang w:val="nl-NL"/>
+        </w:rPr>
+      </w:r>
+      <w:proofErr w:type="spellEnd"/>
+      <w:r>
+        <w:rPr>
+          <w:b/>
+          <w:bCs/>
+          <w:color w:val="123A5F"/>
+          <w:sz w:val="28"/>
+          <w:szCs w:val="28"/>
+          <w:lang w:val="nl-NL"/>
+        </w:rPr>
+      </w:r>
+      <w:r>
+        <w:rPr>
+          <w:b/>
+          <w:bCs/>
+          <w:color w:val="123A5F"/>
+          <w:sz w:val="28"/>
+          <w:szCs w:val="28"/>
+          <w:lang w:val="nl-NL"/>
+        </w:rPr>
+      </w:r>
+      <w:r>
+        <w:rPr>
+          <w:b/>
+          <w:bCs/>
+          <w:color w:val="123A5F"/>
+          <w:sz w:val="28"/>
+          <w:szCs w:val="28"/>
+          <w:lang w:val="nl-NL"/>
+        </w:rPr>
+      </w:r>
+      <w:r>
+        <w:rPr>
+          <w:b/>
+          <w:bCs/>
+          <w:color w:val="123A5F"/>
+          <w:sz w:val="24"/>
+          <w:szCs w:val="24"/>
+          <w:lang w:val="nl-BE"/>
+        </w:rPr>
+      </w:r>
+    </w:p>
+    <w:p>
+      <w:pPr>
+        <w:tabs>
+          <w:tab w:val="left" w:leader="underscore" w:pos="8505"/>
+        </w:tabs>
+        <w:spacing w:line="360" w:lineRule="auto"/>
+        <w:rPr>
+          <w:rFonts w:ascii="Calibri" w:hAnsi="Calibri" w:cs="Calibri"/>
+          <w:b/>
+          <w:bCs/>
+          <w:sz w:val="24"/>
+          <w:szCs w:val="24"/>
+          <w:lang w:val="nl-BE"/>
+        </w:rPr>
+      </w:pPr>
+      <w:r>
+        <w:rPr>
+          <w:b w:val="0"/>
+          <w:bCs/>
+          <w:color w:val="123A5F"/>
+          <w:sz w:val="28"/>
+          <w:szCs w:val="28"/>
+          <w:lang w:val="nl-NL"/>
+        </w:rPr>
+        <w:t>..............................................................................................................</w:t>
+      </w:r>
+      <w:proofErr w:type="spellStart"/>
+      <w:r>
+        <w:rPr>
+          <w:b/>
+          <w:bCs/>
+          <w:color w:val="123A5F"/>
+          <w:sz w:val="28"/>
+          <w:szCs w:val="28"/>
+          <w:lang w:val="nl-NL"/>
+        </w:rPr>
+      </w:r>
+      <w:proofErr w:type="spellEnd"/>
+      <w:r>
+        <w:rPr>
+          <w:b/>
+          <w:bCs/>
+          <w:color w:val="123A5F"/>
+          <w:sz w:val="28"/>
+          <w:szCs w:val="28"/>
+          <w:lang w:val="nl-NL"/>
+        </w:rPr>
+      </w:r>
+      <w:r>
+        <w:rPr>
+          <w:b/>
+          <w:bCs/>
+          <w:color w:val="123A5F"/>
+          <w:sz w:val="28"/>
+          <w:szCs w:val="28"/>
+          <w:lang w:val="nl-NL"/>
+        </w:rPr>
+      </w:r>
+      <w:r>
+        <w:rPr>
+          <w:b/>
+          <w:bCs/>
+          <w:color w:val="123A5F"/>
+          <w:sz w:val="28"/>
+          <w:szCs w:val="28"/>
+          <w:lang w:val="nl-NL"/>
+        </w:rPr>
+      </w:r>
+      <w:r>
+        <w:rPr>
+          <w:b/>
+          <w:bCs/>
+          <w:color w:val="123A5F"/>
+          <w:sz w:val="24"/>
+          <w:szCs w:val="24"/>
+          <w:lang w:val="nl-BE"/>
+        </w:rPr>
+      </w:r>
+    </w:p>
+    <w:p>
+      <w:pPr>
+        <w:tabs>
+          <w:tab w:val="left" w:leader="underscore" w:pos="8505"/>
+        </w:tabs>
+        <w:spacing w:line="360" w:lineRule="auto"/>
+        <w:rPr>
+          <w:rFonts w:ascii="Calibri" w:hAnsi="Calibri" w:cs="Calibri"/>
+          <w:b/>
+          <w:bCs/>
+          <w:sz w:val="24"/>
+          <w:szCs w:val="24"/>
+          <w:lang w:val="nl-BE"/>
+        </w:rPr>
+      </w:pPr>
+      <w:r>
+        <w:rPr>
+          <w:b w:val="0"/>
+          <w:bCs/>
+          <w:color w:val="123A5F"/>
+          <w:sz w:val="28"/>
+          <w:szCs w:val="28"/>
+          <w:lang w:val="nl-NL"/>
+        </w:rPr>
+        <w:t>Genoemde barrières, meerdere mogelijk:</w:t>
+      </w:r>
+      <w:proofErr w:type="spellStart"/>
+      <w:r>
+        <w:rPr>
+          <w:b/>
+          <w:bCs/>
+          <w:color w:val="123A5F"/>
+          <w:sz w:val="28"/>
+          <w:szCs w:val="28"/>
+          <w:lang w:val="nl-NL"/>
+        </w:rPr>
+      </w:r>
+      <w:proofErr w:type="spellEnd"/>
+      <w:r>
+        <w:rPr>
+          <w:b/>
+          <w:bCs/>
+          <w:color w:val="123A5F"/>
+          <w:sz w:val="28"/>
+          <w:szCs w:val="28"/>
+          <w:lang w:val="nl-NL"/>
+        </w:rPr>
+      </w:r>
+      <w:r>
+        <w:rPr>
+          <w:b/>
+          <w:bCs/>
+          <w:color w:val="123A5F"/>
+          <w:sz w:val="28"/>
+          <w:szCs w:val="28"/>
+          <w:lang w:val="nl-NL"/>
+        </w:rPr>
+      </w:r>
+      <w:r>
+        <w:rPr>
+          <w:b/>
+          <w:bCs/>
+          <w:color w:val="123A5F"/>
+          <w:sz w:val="28"/>
+          <w:szCs w:val="28"/>
+          <w:lang w:val="nl-NL"/>
+        </w:rPr>
+      </w:r>
+      <w:r>
+        <w:rPr>
+          <w:b/>
+          <w:bCs/>
+          <w:color w:val="123A5F"/>
+          <w:sz w:val="24"/>
+          <w:szCs w:val="24"/>
+          <w:lang w:val="nl-BE"/>
+        </w:rPr>
+      </w:r>
+    </w:p>
+    <w:p>
+      <w:pPr>
+        <w:tabs>
+          <w:tab w:val="left" w:leader="underscore" w:pos="8505"/>
+        </w:tabs>
+        <w:spacing w:line="360" w:lineRule="auto"/>
+        <w:rPr>
+          <w:rFonts w:ascii="Calibri" w:hAnsi="Calibri" w:cs="Calibri"/>
+          <w:b/>
+          <w:bCs/>
+          <w:sz w:val="24"/>
+          <w:szCs w:val="24"/>
+          <w:lang w:val="nl-BE"/>
+        </w:rPr>
+      </w:pPr>
+      <w:r>
+        <w:rPr>
+          <w:b w:val="0"/>
+          <w:bCs/>
+          <w:color w:val="123A5F"/>
+          <w:sz w:val="28"/>
+          <w:szCs w:val="28"/>
+          <w:lang w:val="nl-NL"/>
+        </w:rPr>
+        <w:t xml:space="preserve">   ☐ Comfort of pijn</w:t>
+      </w:r>
+      <w:proofErr w:type="spellStart"/>
+      <w:r>
+        <w:rPr>
+          <w:b/>
+          <w:bCs/>
+          <w:color w:val="123A5F"/>
+          <w:sz w:val="28"/>
+          <w:szCs w:val="28"/>
+          <w:lang w:val="nl-NL"/>
+        </w:rPr>
+      </w:r>
+      <w:proofErr w:type="spellEnd"/>
+      <w:r>
+        <w:rPr>
+          <w:b/>
+          <w:bCs/>
+          <w:color w:val="123A5F"/>
+          <w:sz w:val="28"/>
+          <w:szCs w:val="28"/>
+          <w:lang w:val="nl-NL"/>
+        </w:rPr>
+      </w:r>
+      <w:r>
+        <w:rPr>
+          <w:b/>
+          <w:bCs/>
+          <w:color w:val="123A5F"/>
+          <w:sz w:val="28"/>
+          <w:szCs w:val="28"/>
+          <w:lang w:val="nl-NL"/>
+        </w:rPr>
+      </w:r>
+      <w:r>
+        <w:rPr>
+          <w:b/>
+          <w:bCs/>
+          <w:color w:val="123A5F"/>
+          <w:sz w:val="28"/>
+          <w:szCs w:val="28"/>
+          <w:lang w:val="nl-NL"/>
+        </w:rPr>
+      </w:r>
+      <w:r>
+        <w:rPr>
+          <w:b/>
+          <w:bCs/>
+          <w:color w:val="123A5F"/>
+          <w:sz w:val="24"/>
+          <w:szCs w:val="24"/>
+          <w:lang w:val="nl-BE"/>
+        </w:rPr>
+      </w:r>
+    </w:p>
+    <w:p>
+      <w:pPr>
+        <w:tabs>
+          <w:tab w:val="left" w:leader="underscore" w:pos="8505"/>
+        </w:tabs>
+        <w:spacing w:line="360" w:lineRule="auto"/>
+        <w:rPr>
+          <w:rFonts w:ascii="Calibri" w:hAnsi="Calibri" w:cs="Calibri"/>
+          <w:b/>
+          <w:bCs/>
+          <w:sz w:val="24"/>
+          <w:szCs w:val="24"/>
+          <w:lang w:val="nl-BE"/>
+        </w:rPr>
+      </w:pPr>
+      <w:r>
+        <w:rPr>
+          <w:b w:val="0"/>
+          <w:bCs/>
+          <w:color w:val="123A5F"/>
+          <w:sz w:val="28"/>
+          <w:szCs w:val="28"/>
+          <w:lang w:val="nl-NL"/>
+        </w:rPr>
+        <w:t xml:space="preserve">   ☐ Uiterlijk</w:t>
+      </w:r>
+      <w:proofErr w:type="spellStart"/>
+      <w:r>
+        <w:rPr>
+          <w:b/>
+          <w:bCs/>
+          <w:color w:val="123A5F"/>
+          <w:sz w:val="28"/>
+          <w:szCs w:val="28"/>
+          <w:lang w:val="nl-NL"/>
+        </w:rPr>
+      </w:r>
+      <w:proofErr w:type="spellEnd"/>
+      <w:r>
+        <w:rPr>
+          <w:b/>
+          <w:bCs/>
+          <w:color w:val="123A5F"/>
+          <w:sz w:val="28"/>
+          <w:szCs w:val="28"/>
+          <w:lang w:val="nl-NL"/>
+        </w:rPr>
+      </w:r>
+      <w:r>
+        <w:rPr>
+          <w:b/>
+          <w:bCs/>
+          <w:color w:val="123A5F"/>
+          <w:sz w:val="28"/>
+          <w:szCs w:val="28"/>
+          <w:lang w:val="nl-NL"/>
+        </w:rPr>
+      </w:r>
+      <w:r>
+        <w:rPr>
+          <w:b/>
+          <w:bCs/>
+          <w:color w:val="123A5F"/>
+          <w:sz w:val="28"/>
+          <w:szCs w:val="28"/>
+          <w:lang w:val="nl-NL"/>
+        </w:rPr>
+      </w:r>
+      <w:r>
+        <w:rPr>
+          <w:b/>
+          <w:bCs/>
+          <w:color w:val="123A5F"/>
+          <w:sz w:val="24"/>
+          <w:szCs w:val="24"/>
+          <w:lang w:val="nl-BE"/>
+        </w:rPr>
+      </w:r>
+    </w:p>
+    <w:p>
+      <w:pPr>
+        <w:tabs>
+          <w:tab w:val="left" w:leader="underscore" w:pos="8505"/>
+        </w:tabs>
+        <w:spacing w:line="360" w:lineRule="auto"/>
+        <w:rPr>
+          <w:rFonts w:ascii="Calibri" w:hAnsi="Calibri" w:cs="Calibri"/>
+          <w:b/>
+          <w:bCs/>
+          <w:sz w:val="24"/>
+          <w:szCs w:val="24"/>
+          <w:lang w:val="nl-BE"/>
+        </w:rPr>
+      </w:pPr>
+      <w:r>
+        <w:rPr>
+          <w:b w:val="0"/>
+          <w:bCs/>
+          <w:color w:val="123A5F"/>
+          <w:sz w:val="28"/>
+          <w:szCs w:val="28"/>
+          <w:lang w:val="nl-NL"/>
+        </w:rPr>
+        <w:t xml:space="preserve">   ☐ Praktisch, aan- en uittrekken</w:t>
+      </w:r>
+      <w:proofErr w:type="spellStart"/>
+      <w:r>
+        <w:rPr>
+          <w:b/>
+          <w:bCs/>
+          <w:color w:val="123A5F"/>
+          <w:sz w:val="28"/>
+          <w:szCs w:val="28"/>
+          <w:lang w:val="nl-NL"/>
+        </w:rPr>
+      </w:r>
+      <w:proofErr w:type="spellEnd"/>
+      <w:r>
+        <w:rPr>
+          <w:b/>
+          <w:bCs/>
+          <w:color w:val="123A5F"/>
+          <w:sz w:val="28"/>
+          <w:szCs w:val="28"/>
+          <w:lang w:val="nl-NL"/>
+        </w:rPr>
+      </w:r>
+      <w:r>
+        <w:rPr>
+          <w:b/>
+          <w:bCs/>
+          <w:color w:val="123A5F"/>
+          <w:sz w:val="28"/>
+          <w:szCs w:val="28"/>
+          <w:lang w:val="nl-NL"/>
+        </w:rPr>
+      </w:r>
+      <w:r>
+        <w:rPr>
+          <w:b/>
+          <w:bCs/>
+          <w:color w:val="123A5F"/>
+          <w:sz w:val="28"/>
+          <w:szCs w:val="28"/>
+          <w:lang w:val="nl-NL"/>
+        </w:rPr>
+      </w:r>
+      <w:r>
+        <w:rPr>
+          <w:b/>
+          <w:bCs/>
+          <w:color w:val="123A5F"/>
+          <w:sz w:val="24"/>
+          <w:szCs w:val="24"/>
+          <w:lang w:val="nl-BE"/>
+        </w:rPr>
+      </w:r>
+    </w:p>
+    <w:p>
+      <w:pPr>
+        <w:tabs>
+          <w:tab w:val="left" w:leader="underscore" w:pos="8505"/>
+        </w:tabs>
+        <w:spacing w:line="360" w:lineRule="auto"/>
+        <w:rPr>
+          <w:rFonts w:ascii="Calibri" w:hAnsi="Calibri" w:cs="Calibri"/>
+          <w:b/>
+          <w:bCs/>
+          <w:sz w:val="24"/>
+          <w:szCs w:val="24"/>
+          <w:lang w:val="nl-BE"/>
+        </w:rPr>
+      </w:pPr>
+      <w:r>
+        <w:rPr>
+          <w:b w:val="0"/>
+          <w:bCs/>
+          <w:color w:val="123A5F"/>
+          <w:sz w:val="28"/>
+          <w:szCs w:val="28"/>
+          <w:lang w:val="nl-NL"/>
+        </w:rPr>
+        <w:t xml:space="preserve">   ☐ Vergeten</w:t>
+      </w:r>
+      <w:proofErr w:type="spellStart"/>
+      <w:r>
+        <w:rPr>
+          <w:b/>
+          <w:bCs/>
+          <w:color w:val="123A5F"/>
+          <w:sz w:val="28"/>
+          <w:szCs w:val="28"/>
+          <w:lang w:val="nl-NL"/>
+        </w:rPr>
+      </w:r>
+      <w:proofErr w:type="spellEnd"/>
+      <w:r>
+        <w:rPr>
+          <w:b/>
+          <w:bCs/>
+          <w:color w:val="123A5F"/>
+          <w:sz w:val="28"/>
+          <w:szCs w:val="28"/>
+          <w:lang w:val="nl-NL"/>
+        </w:rPr>
+      </w:r>
+      <w:r>
+        <w:rPr>
+          <w:b/>
+          <w:bCs/>
+          <w:color w:val="123A5F"/>
+          <w:sz w:val="28"/>
+          <w:szCs w:val="28"/>
+          <w:lang w:val="nl-NL"/>
+        </w:rPr>
+      </w:r>
+      <w:r>
+        <w:rPr>
+          <w:b/>
+          <w:bCs/>
+          <w:color w:val="123A5F"/>
+          <w:sz w:val="28"/>
+          <w:szCs w:val="28"/>
+          <w:lang w:val="nl-NL"/>
+        </w:rPr>
+      </w:r>
+      <w:r>
+        <w:rPr>
+          <w:b/>
+          <w:bCs/>
+          <w:color w:val="123A5F"/>
+          <w:sz w:val="24"/>
+          <w:szCs w:val="24"/>
+          <w:lang w:val="nl-BE"/>
+        </w:rPr>
+      </w:r>
+    </w:p>
+    <w:p>
+      <w:pPr>
+        <w:tabs>
+          <w:tab w:val="left" w:leader="underscore" w:pos="8505"/>
+        </w:tabs>
+        <w:spacing w:line="360" w:lineRule="auto"/>
+        <w:rPr>
+          <w:rFonts w:ascii="Calibri" w:hAnsi="Calibri" w:cs="Calibri"/>
+          <w:b/>
+          <w:bCs/>
+          <w:sz w:val="24"/>
+          <w:szCs w:val="24"/>
+          <w:lang w:val="nl-BE"/>
+        </w:rPr>
+      </w:pPr>
+      <w:r>
+        <w:rPr>
+          <w:b w:val="0"/>
+          <w:bCs/>
+          <w:color w:val="123A5F"/>
+          <w:sz w:val="28"/>
+          <w:szCs w:val="28"/>
+          <w:lang w:val="nl-NL"/>
+        </w:rPr>
+        <w:t xml:space="preserve">   ☐ Binnenshuis niet nodig geacht</w:t>
+      </w:r>
+      <w:proofErr w:type="spellStart"/>
+      <w:r>
+        <w:rPr>
+          <w:b/>
+          <w:bCs/>
+          <w:color w:val="123A5F"/>
+          <w:sz w:val="28"/>
+          <w:szCs w:val="28"/>
+          <w:lang w:val="nl-NL"/>
+        </w:rPr>
+      </w:r>
+      <w:proofErr w:type="spellEnd"/>
+      <w:r>
+        <w:rPr>
+          <w:b/>
+          <w:bCs/>
+          <w:color w:val="123A5F"/>
+          <w:sz w:val="28"/>
+          <w:szCs w:val="28"/>
+          <w:lang w:val="nl-NL"/>
+        </w:rPr>
+      </w:r>
+      <w:r>
+        <w:rPr>
+          <w:b/>
+          <w:bCs/>
+          <w:color w:val="123A5F"/>
+          <w:sz w:val="28"/>
+          <w:szCs w:val="28"/>
+          <w:lang w:val="nl-NL"/>
+        </w:rPr>
+      </w:r>
+      <w:r>
+        <w:rPr>
+          <w:b/>
+          <w:bCs/>
+          <w:color w:val="123A5F"/>
+          <w:sz w:val="28"/>
+          <w:szCs w:val="28"/>
+          <w:lang w:val="nl-NL"/>
+        </w:rPr>
+      </w:r>
+      <w:r>
+        <w:rPr>
+          <w:b/>
+          <w:bCs/>
+          <w:color w:val="123A5F"/>
+          <w:sz w:val="24"/>
+          <w:szCs w:val="24"/>
+          <w:lang w:val="nl-BE"/>
+        </w:rPr>
+      </w:r>
+    </w:p>
+    <w:p>
+      <w:pPr>
+        <w:tabs>
+          <w:tab w:val="left" w:leader="underscore" w:pos="8505"/>
+        </w:tabs>
+        <w:spacing w:line="360" w:lineRule="auto"/>
+        <w:rPr>
+          <w:rFonts w:ascii="Calibri" w:hAnsi="Calibri" w:cs="Calibri"/>
+          <w:b/>
+          <w:bCs/>
+          <w:sz w:val="24"/>
+          <w:szCs w:val="24"/>
+          <w:lang w:val="nl-BE"/>
+        </w:rPr>
+      </w:pPr>
+      <w:r>
+        <w:rPr>
+          <w:b w:val="0"/>
+          <w:bCs/>
+          <w:color w:val="123A5F"/>
+          <w:sz w:val="28"/>
+          <w:szCs w:val="28"/>
+          <w:lang w:val="nl-NL"/>
+        </w:rPr>
+        <w:t xml:space="preserve">   ☐ Sociale omgeving</w:t>
+      </w:r>
+      <w:proofErr w:type="spellStart"/>
+      <w:r>
+        <w:rPr>
+          <w:b/>
+          <w:bCs/>
+          <w:color w:val="123A5F"/>
+          <w:sz w:val="28"/>
+          <w:szCs w:val="28"/>
+          <w:lang w:val="nl-NL"/>
+        </w:rPr>
+      </w:r>
+      <w:proofErr w:type="spellEnd"/>
+      <w:r>
+        <w:rPr>
+          <w:b/>
+          <w:bCs/>
+          <w:color w:val="123A5F"/>
+          <w:sz w:val="28"/>
+          <w:szCs w:val="28"/>
+          <w:lang w:val="nl-NL"/>
+        </w:rPr>
+      </w:r>
+      <w:r>
+        <w:rPr>
+          <w:b/>
+          <w:bCs/>
+          <w:color w:val="123A5F"/>
+          <w:sz w:val="28"/>
+          <w:szCs w:val="28"/>
+          <w:lang w:val="nl-NL"/>
+        </w:rPr>
+      </w:r>
+      <w:r>
+        <w:rPr>
+          <w:b/>
+          <w:bCs/>
+          <w:color w:val="123A5F"/>
+          <w:sz w:val="28"/>
+          <w:szCs w:val="28"/>
+          <w:lang w:val="nl-NL"/>
+        </w:rPr>
+      </w:r>
+      <w:r>
+        <w:rPr>
+          <w:b/>
+          <w:bCs/>
+          <w:color w:val="123A5F"/>
+          <w:sz w:val="24"/>
+          <w:szCs w:val="24"/>
+          <w:lang w:val="nl-BE"/>
+        </w:rPr>
+      </w:r>
+    </w:p>
+    <w:p>
+      <w:pPr>
+        <w:tabs>
+          <w:tab w:val="left" w:leader="underscore" w:pos="8505"/>
+        </w:tabs>
+        <w:spacing w:line="360" w:lineRule="auto"/>
+        <w:rPr>
+          <w:rFonts w:ascii="Calibri" w:hAnsi="Calibri" w:cs="Calibri"/>
+          <w:b/>
+          <w:bCs/>
+          <w:sz w:val="24"/>
+          <w:szCs w:val="24"/>
+          <w:lang w:val="nl-BE"/>
+        </w:rPr>
+      </w:pPr>
+      <w:r>
+        <w:rPr>
+          <w:b w:val="0"/>
+          <w:bCs/>
+          <w:color w:val="123A5F"/>
+          <w:sz w:val="28"/>
+          <w:szCs w:val="28"/>
+          <w:lang w:val="nl-NL"/>
+        </w:rPr>
+        <w:t xml:space="preserve">   ☐ Andere, namelijk: ______________________________________</w:t>
+      </w:r>
+      <w:proofErr w:type="spellStart"/>
+      <w:r>
+        <w:rPr>
+          <w:b/>
+          <w:bCs/>
+          <w:color w:val="123A5F"/>
+          <w:sz w:val="28"/>
+          <w:szCs w:val="28"/>
+          <w:lang w:val="nl-NL"/>
+        </w:rPr>
+      </w:r>
+      <w:proofErr w:type="spellEnd"/>
+      <w:r>
+        <w:rPr>
+          <w:b/>
+          <w:bCs/>
+          <w:color w:val="123A5F"/>
+          <w:sz w:val="28"/>
+          <w:szCs w:val="28"/>
+          <w:lang w:val="nl-NL"/>
+        </w:rPr>
+      </w:r>
+      <w:r>
+        <w:rPr>
+          <w:b/>
+          <w:bCs/>
+          <w:color w:val="123A5F"/>
+          <w:sz w:val="28"/>
+          <w:szCs w:val="28"/>
+          <w:lang w:val="nl-NL"/>
+        </w:rPr>
+      </w:r>
+      <w:r>
+        <w:rPr>
+          <w:b/>
+          <w:bCs/>
+          <w:color w:val="123A5F"/>
+          <w:sz w:val="28"/>
+          <w:szCs w:val="28"/>
+          <w:lang w:val="nl-NL"/>
+        </w:rPr>
+      </w:r>
+      <w:r>
+        <w:rPr>
+          <w:b/>
+          <w:bCs/>
+          <w:color w:val="123A5F"/>
+          <w:sz w:val="24"/>
+          <w:szCs w:val="24"/>
+          <w:lang w:val="nl-BE"/>
+        </w:rPr>
+      </w:r>
+    </w:p>
+    <w:p>
+      <w:pPr>
+        <w:tabs>
+          <w:tab w:val="left" w:leader="underscore" w:pos="8505"/>
+        </w:tabs>
+        <w:spacing w:line="360" w:lineRule="auto"/>
+        <w:rPr>
+          <w:rFonts w:ascii="Calibri" w:hAnsi="Calibri" w:cs="Calibri"/>
+          <w:b/>
+          <w:bCs/>
+          <w:sz w:val="24"/>
+          <w:szCs w:val="24"/>
+          <w:lang w:val="nl-BE"/>
+        </w:rPr>
+      </w:pPr>
+      <w:r>
+        <w:rPr>
+          <w:b w:val="0"/>
+          <w:bCs/>
+          <w:color w:val="123A5F"/>
+          <w:sz w:val="28"/>
+          <w:szCs w:val="28"/>
+          <w:lang w:val="nl-NL"/>
+        </w:rPr>
+        <w:t>Concrete afspraak tot het volgende bezoek:</w:t>
+      </w:r>
+      <w:proofErr w:type="spellStart"/>
+      <w:r>
+        <w:rPr>
+          <w:b/>
+          <w:bCs/>
+          <w:color w:val="123A5F"/>
+          <w:sz w:val="28"/>
+          <w:szCs w:val="28"/>
+          <w:lang w:val="nl-NL"/>
+        </w:rPr>
+      </w:r>
+      <w:proofErr w:type="spellEnd"/>
+      <w:r>
+        <w:rPr>
+          <w:b/>
+          <w:bCs/>
+          <w:color w:val="123A5F"/>
+          <w:sz w:val="28"/>
+          <w:szCs w:val="28"/>
+          <w:lang w:val="nl-NL"/>
+        </w:rPr>
+      </w:r>
+      <w:r>
+        <w:rPr>
+          <w:b/>
+          <w:bCs/>
+          <w:color w:val="123A5F"/>
+          <w:sz w:val="28"/>
+          <w:szCs w:val="28"/>
+          <w:lang w:val="nl-NL"/>
+        </w:rPr>
+      </w:r>
+      <w:r>
+        <w:rPr>
+          <w:b/>
+          <w:bCs/>
+          <w:color w:val="123A5F"/>
+          <w:sz w:val="28"/>
+          <w:szCs w:val="28"/>
+          <w:lang w:val="nl-NL"/>
+        </w:rPr>
+      </w:r>
+      <w:r>
+        <w:rPr>
+          <w:b/>
+          <w:bCs/>
+          <w:color w:val="123A5F"/>
+          <w:sz w:val="24"/>
+          <w:szCs w:val="24"/>
+          <w:lang w:val="nl-BE"/>
+        </w:rPr>
+      </w:r>
+    </w:p>
+    <w:p>
+      <w:pPr>
+        <w:tabs>
+          <w:tab w:val="left" w:leader="underscore" w:pos="8505"/>
+        </w:tabs>
+        <w:spacing w:line="360" w:lineRule="auto"/>
+        <w:rPr>
+          <w:rFonts w:ascii="Calibri" w:hAnsi="Calibri" w:cs="Calibri"/>
+          <w:b/>
+          <w:bCs/>
+          <w:sz w:val="24"/>
+          <w:szCs w:val="24"/>
+          <w:lang w:val="nl-BE"/>
+        </w:rPr>
+      </w:pPr>
+      <w:r>
+        <w:rPr>
+          <w:b w:val="0"/>
+          <w:bCs/>
+          <w:color w:val="123A5F"/>
+          <w:sz w:val="28"/>
+          <w:szCs w:val="28"/>
+          <w:lang w:val="nl-NL"/>
+        </w:rPr>
+        <w:t>..............................................................................................................</w:t>
+      </w:r>
+      <w:proofErr w:type="spellStart"/>
+      <w:r>
+        <w:rPr>
+          <w:b/>
+          <w:bCs/>
+          <w:color w:val="123A5F"/>
+          <w:sz w:val="28"/>
+          <w:szCs w:val="28"/>
+          <w:lang w:val="nl-NL"/>
+        </w:rPr>
+      </w:r>
+      <w:proofErr w:type="spellEnd"/>
+      <w:r>
+        <w:rPr>
+          <w:b/>
+          <w:bCs/>
+          <w:color w:val="123A5F"/>
+          <w:sz w:val="28"/>
+          <w:szCs w:val="28"/>
+          <w:lang w:val="nl-NL"/>
+        </w:rPr>
+      </w:r>
+      <w:r>
+        <w:rPr>
+          <w:b/>
+          <w:bCs/>
+          <w:color w:val="123A5F"/>
+          <w:sz w:val="28"/>
+          <w:szCs w:val="28"/>
+          <w:lang w:val="nl-NL"/>
+        </w:rPr>
+      </w:r>
+      <w:r>
+        <w:rPr>
+          <w:b/>
+          <w:bCs/>
+          <w:color w:val="123A5F"/>
+          <w:sz w:val="28"/>
+          <w:szCs w:val="28"/>
+          <w:lang w:val="nl-NL"/>
+        </w:rPr>
+      </w:r>
+      <w:r>
+        <w:rPr>
+          <w:b/>
+          <w:bCs/>
+          <w:color w:val="123A5F"/>
+          <w:sz w:val="24"/>
+          <w:szCs w:val="24"/>
+          <w:lang w:val="nl-BE"/>
+        </w:rPr>
+      </w:r>
+    </w:p>
+    <w:p>
+      <w:pPr>
+        <w:tabs>
+          <w:tab w:val="left" w:leader="underscore" w:pos="8505"/>
+        </w:tabs>
+        <w:spacing w:line="360" w:lineRule="auto"/>
+        <w:rPr>
+          <w:rFonts w:ascii="Calibri" w:hAnsi="Calibri" w:cs="Calibri"/>
+          <w:b/>
+          <w:bCs/>
+          <w:sz w:val="24"/>
+          <w:szCs w:val="24"/>
+          <w:lang w:val="nl-BE"/>
+        </w:rPr>
+      </w:pPr>
+      <w:r>
+        <w:rPr>
+          <w:b w:val="0"/>
+          <w:bCs/>
+          <w:color w:val="123A5F"/>
+          <w:sz w:val="28"/>
+          <w:szCs w:val="28"/>
+          <w:lang w:val="nl-NL"/>
+        </w:rPr>
+        <w:t>Reactie van de deelnemer op de terugkoppeling:</w:t>
+      </w:r>
+      <w:proofErr w:type="spellStart"/>
+      <w:r>
+        <w:rPr>
+          <w:b/>
+          <w:bCs/>
+          <w:color w:val="123A5F"/>
+          <w:sz w:val="28"/>
+          <w:szCs w:val="28"/>
+          <w:lang w:val="nl-NL"/>
+        </w:rPr>
+      </w:r>
+      <w:proofErr w:type="spellEnd"/>
+      <w:r>
+        <w:rPr>
+          <w:b/>
+          <w:bCs/>
+          <w:color w:val="123A5F"/>
+          <w:sz w:val="28"/>
+          <w:szCs w:val="28"/>
+          <w:lang w:val="nl-NL"/>
+        </w:rPr>
+      </w:r>
+      <w:r>
+        <w:rPr>
+          <w:b/>
+          <w:bCs/>
+          <w:color w:val="123A5F"/>
+          <w:sz w:val="28"/>
+          <w:szCs w:val="28"/>
+          <w:lang w:val="nl-NL"/>
+        </w:rPr>
+      </w:r>
+      <w:r>
+        <w:rPr>
+          <w:b/>
+          <w:bCs/>
+          <w:color w:val="123A5F"/>
+          <w:sz w:val="28"/>
+          <w:szCs w:val="28"/>
+          <w:lang w:val="nl-NL"/>
+        </w:rPr>
+      </w:r>
+      <w:r>
+        <w:rPr>
+          <w:b/>
+          <w:bCs/>
+          <w:color w:val="123A5F"/>
+          <w:sz w:val="24"/>
+          <w:szCs w:val="24"/>
+          <w:lang w:val="nl-BE"/>
+        </w:rPr>
+      </w:r>
+    </w:p>
+    <w:p>
+      <w:pPr>
+        <w:tabs>
+          <w:tab w:val="left" w:leader="underscore" w:pos="8505"/>
+        </w:tabs>
+        <w:spacing w:line="360" w:lineRule="auto"/>
+        <w:rPr>
+          <w:rFonts w:ascii="Calibri" w:hAnsi="Calibri" w:cs="Calibri"/>
+          <w:b/>
+          <w:bCs/>
+          <w:sz w:val="24"/>
+          <w:szCs w:val="24"/>
+          <w:lang w:val="nl-BE"/>
+        </w:rPr>
+      </w:pPr>
+      <w:r>
+        <w:rPr>
+          <w:b w:val="0"/>
+          <w:bCs/>
+          <w:color w:val="123A5F"/>
+          <w:sz w:val="28"/>
+          <w:szCs w:val="28"/>
+          <w:lang w:val="nl-NL"/>
+        </w:rPr>
+        <w:t xml:space="preserve">   ☐ Herkent zich erin en wil bijsturen</w:t>
+      </w:r>
+      <w:proofErr w:type="spellStart"/>
+      <w:r>
+        <w:rPr>
+          <w:b/>
+          <w:bCs/>
+          <w:color w:val="123A5F"/>
+          <w:sz w:val="28"/>
+          <w:szCs w:val="28"/>
+          <w:lang w:val="nl-NL"/>
+        </w:rPr>
+      </w:r>
+      <w:proofErr w:type="spellEnd"/>
+      <w:r>
+        <w:rPr>
+          <w:b/>
+          <w:bCs/>
+          <w:color w:val="123A5F"/>
+          <w:sz w:val="28"/>
+          <w:szCs w:val="28"/>
+          <w:lang w:val="nl-NL"/>
+        </w:rPr>
+      </w:r>
+      <w:r>
+        <w:rPr>
+          <w:b/>
+          <w:bCs/>
+          <w:color w:val="123A5F"/>
+          <w:sz w:val="28"/>
+          <w:szCs w:val="28"/>
+          <w:lang w:val="nl-NL"/>
+        </w:rPr>
+      </w:r>
+      <w:r>
+        <w:rPr>
+          <w:b/>
+          <w:bCs/>
+          <w:color w:val="123A5F"/>
+          <w:sz w:val="28"/>
+          <w:szCs w:val="28"/>
+          <w:lang w:val="nl-NL"/>
+        </w:rPr>
+      </w:r>
+      <w:r>
+        <w:rPr>
+          <w:b/>
+          <w:bCs/>
+          <w:color w:val="123A5F"/>
+          <w:sz w:val="24"/>
+          <w:szCs w:val="24"/>
+          <w:lang w:val="nl-BE"/>
+        </w:rPr>
+      </w:r>
+    </w:p>
+    <w:p>
+      <w:pPr>
+        <w:tabs>
+          <w:tab w:val="left" w:leader="underscore" w:pos="8505"/>
+        </w:tabs>
+        <w:spacing w:line="360" w:lineRule="auto"/>
+        <w:rPr>
+          <w:rFonts w:ascii="Calibri" w:hAnsi="Calibri" w:cs="Calibri"/>
+          <w:b/>
+          <w:bCs/>
+          <w:sz w:val="24"/>
+          <w:szCs w:val="24"/>
+          <w:lang w:val="nl-BE"/>
+        </w:rPr>
+      </w:pPr>
+      <w:r>
+        <w:rPr>
+          <w:b w:val="0"/>
+          <w:bCs/>
+          <w:color w:val="123A5F"/>
+          <w:sz w:val="28"/>
+          <w:szCs w:val="28"/>
+          <w:lang w:val="nl-NL"/>
+        </w:rPr>
+        <w:t xml:space="preserve">   ☐ Herkent zich erin maar ziet geen mogelijkheid tot bijsturen</w:t>
+      </w:r>
+      <w:proofErr w:type="spellStart"/>
+      <w:r>
+        <w:rPr>
+          <w:b/>
+          <w:bCs/>
+          <w:color w:val="123A5F"/>
+          <w:sz w:val="28"/>
+          <w:szCs w:val="28"/>
+          <w:lang w:val="nl-NL"/>
+        </w:rPr>
+      </w:r>
+      <w:proofErr w:type="spellEnd"/>
+      <w:r>
+        <w:rPr>
+          <w:b/>
+          <w:bCs/>
+          <w:color w:val="123A5F"/>
+          <w:sz w:val="28"/>
+          <w:szCs w:val="28"/>
+          <w:lang w:val="nl-NL"/>
+        </w:rPr>
+      </w:r>
+      <w:r>
+        <w:rPr>
+          <w:b/>
+          <w:bCs/>
+          <w:color w:val="123A5F"/>
+          <w:sz w:val="28"/>
+          <w:szCs w:val="28"/>
+          <w:lang w:val="nl-NL"/>
+        </w:rPr>
+      </w:r>
+      <w:r>
+        <w:rPr>
+          <w:b/>
+          <w:bCs/>
+          <w:color w:val="123A5F"/>
+          <w:sz w:val="28"/>
+          <w:szCs w:val="28"/>
+          <w:lang w:val="nl-NL"/>
+        </w:rPr>
+      </w:r>
+      <w:r>
+        <w:rPr>
+          <w:b/>
+          <w:bCs/>
+          <w:color w:val="123A5F"/>
+          <w:sz w:val="24"/>
+          <w:szCs w:val="24"/>
+          <w:lang w:val="nl-BE"/>
+        </w:rPr>
+      </w:r>
+    </w:p>
+    <w:p>
+      <w:pPr>
+        <w:tabs>
+          <w:tab w:val="left" w:leader="underscore" w:pos="8505"/>
+        </w:tabs>
+        <w:spacing w:line="360" w:lineRule="auto"/>
+        <w:rPr>
+          <w:rFonts w:ascii="Calibri" w:hAnsi="Calibri" w:cs="Calibri"/>
+          <w:b/>
+          <w:bCs/>
+          <w:sz w:val="24"/>
+          <w:szCs w:val="24"/>
+          <w:lang w:val="nl-BE"/>
+        </w:rPr>
+      </w:pPr>
+      <w:r>
+        <w:rPr>
+          <w:b w:val="0"/>
+          <w:bCs/>
+          <w:color w:val="123A5F"/>
+          <w:sz w:val="28"/>
+          <w:szCs w:val="28"/>
+          <w:lang w:val="nl-NL"/>
+        </w:rPr>
+        <w:t xml:space="preserve">   ☐ Herkent zich er niet in</w:t>
+      </w:r>
+      <w:proofErr w:type="spellStart"/>
+      <w:r>
+        <w:rPr>
+          <w:b/>
+          <w:bCs/>
+          <w:color w:val="123A5F"/>
+          <w:sz w:val="28"/>
+          <w:szCs w:val="28"/>
+          <w:lang w:val="nl-NL"/>
+        </w:rPr>
+      </w:r>
+      <w:proofErr w:type="spellEnd"/>
+      <w:r>
+        <w:rPr>
+          <w:b/>
+          <w:bCs/>
+          <w:color w:val="123A5F"/>
+          <w:sz w:val="28"/>
+          <w:szCs w:val="28"/>
+          <w:lang w:val="nl-NL"/>
+        </w:rPr>
+      </w:r>
+      <w:r>
+        <w:rPr>
+          <w:b/>
+          <w:bCs/>
+          <w:color w:val="123A5F"/>
+          <w:sz w:val="28"/>
+          <w:szCs w:val="28"/>
+          <w:lang w:val="nl-NL"/>
+        </w:rPr>
+      </w:r>
+      <w:r>
+        <w:rPr>
+          <w:b/>
+          <w:bCs/>
+          <w:color w:val="123A5F"/>
+          <w:sz w:val="28"/>
+          <w:szCs w:val="28"/>
+          <w:lang w:val="nl-NL"/>
+        </w:rPr>
+      </w:r>
+      <w:r>
+        <w:rPr>
+          <w:b/>
+          <w:bCs/>
+          <w:color w:val="123A5F"/>
+          <w:sz w:val="24"/>
+          <w:szCs w:val="24"/>
+          <w:lang w:val="nl-BE"/>
+        </w:rPr>
+      </w:r>
+    </w:p>
+    <w:p>
+      <w:pPr>
+        <w:tabs>
+          <w:tab w:val="left" w:leader="underscore" w:pos="8505"/>
+        </w:tabs>
+        <w:spacing w:line="360" w:lineRule="auto"/>
+        <w:rPr>
+          <w:rFonts w:ascii="Calibri" w:hAnsi="Calibri" w:cs="Calibri"/>
+          <w:b/>
+          <w:bCs/>
+          <w:sz w:val="24"/>
+          <w:szCs w:val="24"/>
+          <w:lang w:val="nl-BE"/>
+        </w:rPr>
+      </w:pPr>
+      <w:r>
+        <w:rPr>
+          <w:b w:val="0"/>
+          <w:bCs/>
+          <w:color w:val="123A5F"/>
+          <w:sz w:val="28"/>
+          <w:szCs w:val="28"/>
+          <w:lang w:val="nl-NL"/>
+        </w:rPr>
+        <w:t>Opmerkingen:</w:t>
+      </w:r>
+      <w:proofErr w:type="spellStart"/>
+      <w:r>
+        <w:rPr>
+          <w:b/>
+          <w:bCs/>
+          <w:color w:val="123A5F"/>
+          <w:sz w:val="28"/>
+          <w:szCs w:val="28"/>
+          <w:lang w:val="nl-NL"/>
+        </w:rPr>
+      </w:r>
+      <w:proofErr w:type="spellEnd"/>
+      <w:r>
+        <w:rPr>
+          <w:b/>
+          <w:bCs/>
+          <w:color w:val="123A5F"/>
+          <w:sz w:val="28"/>
+          <w:szCs w:val="28"/>
+          <w:lang w:val="nl-NL"/>
+        </w:rPr>
+      </w:r>
+      <w:r>
+        <w:rPr>
+          <w:b/>
+          <w:bCs/>
+          <w:color w:val="123A5F"/>
+          <w:sz w:val="28"/>
+          <w:szCs w:val="28"/>
+          <w:lang w:val="nl-NL"/>
+        </w:rPr>
+      </w:r>
+      <w:r>
+        <w:rPr>
+          <w:b/>
+          <w:bCs/>
+          <w:color w:val="123A5F"/>
+          <w:sz w:val="28"/>
+          <w:szCs w:val="28"/>
+          <w:lang w:val="nl-NL"/>
+        </w:rPr>
+      </w:r>
+      <w:r>
+        <w:rPr>
+          <w:b/>
+          <w:bCs/>
+          <w:color w:val="123A5F"/>
+          <w:sz w:val="24"/>
+          <w:szCs w:val="24"/>
+          <w:lang w:val="nl-BE"/>
+        </w:rPr>
+      </w:r>
+    </w:p>
+    <w:p>
+      <w:pPr>
+        <w:tabs>
+          <w:tab w:val="left" w:leader="underscore" w:pos="8505"/>
+        </w:tabs>
+        <w:spacing w:line="360" w:lineRule="auto"/>
+        <w:rPr>
+          <w:rFonts w:ascii="Calibri" w:hAnsi="Calibri" w:cs="Calibri"/>
+          <w:b/>
+          <w:bCs/>
+          <w:sz w:val="24"/>
+          <w:szCs w:val="24"/>
+          <w:lang w:val="nl-BE"/>
+        </w:rPr>
+      </w:pPr>
+      <w:r>
+        <w:rPr>
+          <w:b w:val="0"/>
+          <w:bCs/>
+          <w:color w:val="123A5F"/>
+          <w:sz w:val="28"/>
+          <w:szCs w:val="28"/>
+          <w:lang w:val="nl-NL"/>
+        </w:rPr>
+        <w:t>..............................................................................................................</w:t>
+      </w:r>
+      <w:proofErr w:type="spellStart"/>
+      <w:r>
+        <w:rPr>
+          <w:b/>
+          <w:bCs/>
+          <w:color w:val="123A5F"/>
+          <w:sz w:val="28"/>
+          <w:szCs w:val="28"/>
+          <w:lang w:val="nl-NL"/>
+        </w:rPr>
+      </w:r>
+      <w:proofErr w:type="spellEnd"/>
+      <w:r>
+        <w:rPr>
+          <w:b/>
+          <w:bCs/>
+          <w:color w:val="123A5F"/>
+          <w:sz w:val="28"/>
+          <w:szCs w:val="28"/>
+          <w:lang w:val="nl-NL"/>
+        </w:rPr>
+      </w:r>
+      <w:r>
+        <w:rPr>
+          <w:b/>
+          <w:bCs/>
+          <w:color w:val="123A5F"/>
+          <w:sz w:val="28"/>
+          <w:szCs w:val="28"/>
+          <w:lang w:val="nl-NL"/>
+        </w:rPr>
+      </w:r>
+      <w:r>
+        <w:rPr>
+          <w:b/>
+          <w:bCs/>
+          <w:color w:val="123A5F"/>
+          <w:sz w:val="28"/>
+          <w:szCs w:val="28"/>
+          <w:lang w:val="nl-NL"/>
+        </w:rPr>
+      </w:r>
+      <w:r>
+        <w:rPr>
+          <w:b/>
+          <w:bCs/>
+          <w:color w:val="123A5F"/>
+          <w:sz w:val="24"/>
+          <w:szCs w:val="24"/>
+          <w:lang w:val="nl-BE"/>
+        </w:rPr>
       </w:r>
     </w:p>
     <w:p>

--- a/(e)CRF/Per visite/V8 - Opvolgvisite/Educatie en patientenmateriaal/32_Feedback over therapietrouw.docx
+++ b/(e)CRF/Per visite/V8 - Opvolgvisite/Educatie en patientenmateriaal/32_Feedback over therapietrouw.docx
@@ -595,7 +595,7 @@
           <w:szCs w:val="28"/>
           <w:lang w:val="nl-NL"/>
         </w:rPr>
-        <w:t>Gepersonaliseerd draagdoel, 80% van de waaktijd, uit eCRF-document 28: ________ uur</w:t>
+        <w:t>Norm, 80% van de waaktijd, uit eCRF-document 28: ________ uur</w:t>
       </w:r>
       <w:proofErr w:type="spellStart"/>
       <w:r>
@@ -674,7 +674,7 @@
           <w:szCs w:val="28"/>
           <w:lang w:val="nl-NL"/>
         </w:rPr>
-        <w:t>Bereikt percentage van het draagdoel: ________ %</w:t>
+        <w:t>Gemiddelde draagtijd als percentage van de norm: ________ %</w:t>
       </w:r>
       <w:proofErr w:type="spellStart"/>
       <w:r>
@@ -753,7 +753,7 @@
           <w:szCs w:val="28"/>
           <w:lang w:val="nl-NL"/>
         </w:rPr>
-        <w:t>Draagdoel gehaald:   ☐ Ja    ☐ Nee</w:t>
+        <w:t>Norm gehaald:   ☐ Ja    ☐ Nee</w:t>
       </w:r>
       <w:proofErr w:type="spellStart"/>
       <w:r>
